--- a/Outputs/Business_Plan_Final_v1.2_Executive.docx
+++ b/Outputs/Business_Plan_Final_v1.2_Executive.docx
@@ -1007,7 +1007,7 @@
           <w:rFonts w:ascii="Aptos" w:hAnsi="Aptos"/>
           <w:sz w:val="19"/>
         </w:rPr>
-        <w:t>We believe that applying an AI-enabled, evidence-ranked, stage-gated allocation and monitoring framework to talabat disclosed USD175 million 2026 investment programme — rather than leaving its within-bucket and cross-market allocation undifferentiated — will raise the programme's realized GMV, EBITDA, and customer-lifetime-value contribution, because (a) the programme's own disclosure already separates a quantified cost (the FY2026 Adjusted EBITDA margin bridge, 6.0%→4.6% of GMV guided) from an entirely undisclosed return, meaning no evidence currently exists to confirm the programme is being spent optimally even on its own terms, and (b) the five identified candidate initiatives show materially different confidence, scalability, and reversibility profiles (the approved funding-sequence decision's 11-criterion comparison) that an unranked, undifferentiated allocation would not distinguish or act on.</w:t>
+        <w:t>We believe that applying an AI-enabled, evidence-ranked, stage-gated allocation and monitoring framework to talabat disclosed USD175 million 2026 investment programme — rather than leaving its within-bucket and cross-market allocation undifferentiated — will raise the programme's realized GMV, EBITDA, and customer-lifetime-value contribution, because (a) the programme's own disclosure already separates a quantified cost (the FY2026 Adjusted EBITDA margin bridge, 4.4-4.8% of GMV guided) from an entirely undisclosed return, meaning no evidence currently exists to confirm the programme is being spent optimally even on its own terms, and (b) the five identified candidate initiatives show materially different confidence, scalability, and reversibility profiles (the approved funding-sequence decision's 11-criterion comparison) that an unranked, undifferentiated allocation would not distinguish or act on.</w:t>
       </w:r>
     </w:p>
     <w:p>
@@ -7834,7 +7834,7 @@
           <w:rFonts w:ascii="Aptos" w:hAnsi="Aptos"/>
           <w:sz w:val="19"/>
         </w:rPr>
-        <w:t>12. Implementation Plan (Three Horizons)</w:t>
+        <w:t>12. Implementation Plan</w:t>
       </w:r>
     </w:p>
     <w:p>
@@ -16081,7 +16081,7 @@
                 <w:rFonts w:ascii="Aptos" w:hAnsi="Aptos"/>
                 <w:sz w:val="14"/>
               </w:rPr>
-              <w:t>12. Implementation Plan (Three Horizons)</w:t>
+              <w:t>12. Implementation Plan</w:t>
             </w:r>
           </w:p>
         </w:tc>
@@ -16184,7 +16184,7 @@
                 <w:rFonts w:ascii="Aptos" w:hAnsi="Aptos"/>
                 <w:sz w:val="14"/>
               </w:rPr>
-              <w:t>12. Implementation Plan (Three Horizons)</w:t>
+              <w:t>12. Implementation Plan</w:t>
             </w:r>
           </w:p>
         </w:tc>
@@ -16287,7 +16287,7 @@
                 <w:rFonts w:ascii="Aptos" w:hAnsi="Aptos"/>
                 <w:sz w:val="14"/>
               </w:rPr>
-              <w:t>12. Implementation Plan (Three Horizons)</w:t>
+              <w:t>12. Implementation Plan</w:t>
             </w:r>
           </w:p>
         </w:tc>
@@ -16390,7 +16390,7 @@
                 <w:rFonts w:ascii="Aptos" w:hAnsi="Aptos"/>
                 <w:sz w:val="14"/>
               </w:rPr>
-              <w:t>12. Implementation Plan (Three Horizons)</w:t>
+              <w:t>12. Implementation Plan</w:t>
             </w:r>
           </w:p>
         </w:tc>
@@ -16493,7 +16493,7 @@
                 <w:rFonts w:ascii="Aptos" w:hAnsi="Aptos"/>
                 <w:sz w:val="14"/>
               </w:rPr>
-              <w:t>12. Implementation Plan (Three Horizons)</w:t>
+              <w:t>12. Implementation Plan</w:t>
             </w:r>
           </w:p>
         </w:tc>
@@ -16596,7 +16596,7 @@
                 <w:rFonts w:ascii="Aptos" w:hAnsi="Aptos"/>
                 <w:sz w:val="14"/>
               </w:rPr>
-              <w:t>12. Implementation Plan (Three Horizons)</w:t>
+              <w:t>12. Implementation Plan</w:t>
             </w:r>
           </w:p>
         </w:tc>
@@ -16699,7 +16699,7 @@
                 <w:rFonts w:ascii="Aptos" w:hAnsi="Aptos"/>
                 <w:sz w:val="14"/>
               </w:rPr>
-              <w:t>12. Implementation Plan (Three Horizons)</w:t>
+              <w:t>12. Implementation Plan</w:t>
             </w:r>
           </w:p>
         </w:tc>
